--- a/docs/PRD-百日攻坚模块.docx
+++ b/docs/PRD-百日攻坚模块.docx
@@ -2383,8 +2383,8 @@
       <w:pPr>
         <w:pStyle w:val="4"/>
       </w:pPr>
-      <w:bookmarkStart w:id="14" w:name="每日产值填报"/>
-      <w:bookmarkStart w:id="15" w:name="m3"/>
+      <w:bookmarkStart w:id="14" w:name="m3"/>
+      <w:bookmarkStart w:id="15" w:name="每日产值填报"/>
       <w:r>
         <w:t>2.3</w:t>
       </w:r>
@@ -5165,6 +5165,10 @@
     <w:p>
       <w:pPr>
         <w:pStyle w:val="3"/>
+        <w:rPr>
+          <w:rFonts w:hint="eastAsia" w:eastAsiaTheme="minorEastAsia"/>
+          <w:lang w:eastAsia="zh-CN"/>
+        </w:rPr>
       </w:pPr>
       <w:r>
         <w:rPr>
@@ -5224,6 +5228,17 @@
           </wp:inline>
         </w:drawing>
       </w:r>
+      <w:bookmarkStart w:id="43" w:name="_GoBack"/>
+      <w:bookmarkEnd w:id="43"/>
+    </w:p>
+    <w:p>
+      <w:pPr>
+        <w:pStyle w:val="3"/>
+        <w:rPr>
+          <w:rFonts w:hint="eastAsia" w:eastAsiaTheme="minorEastAsia"/>
+          <w:lang w:eastAsia="zh-CN"/>
+        </w:rPr>
+      </w:pPr>
     </w:p>
     <w:bookmarkEnd w:id="32"/>
     <w:p>
@@ -8050,8 +8065,6 @@
       <w:pPr>
         <w:pStyle w:val="3"/>
       </w:pPr>
-      <w:bookmarkStart w:id="43" w:name="_GoBack"/>
-      <w:bookmarkEnd w:id="43"/>
     </w:p>
     <w:sectPr>
       <w:footnotePr>
